--- a/Books-Complete/Fantasy/ThePrincessAndTheHoodlum/Cover_ThePrincessAndTheHoodlum.docx
+++ b/Books-Complete/Fantasy/ThePrincessAndTheHoodlum/Cover_ThePrincessAndTheHoodlum.docx
@@ -18,18 +18,18 @@
           <w:noProof/>
         </w:rPr>
         <w:drawing>
-          <wp:anchor distT="0" distB="0" distL="114300" distR="114300" simplePos="0" relativeHeight="251676672" behindDoc="1" locked="0" layoutInCell="1" allowOverlap="1">
+          <wp:anchor distT="0" distB="0" distL="114300" distR="114300" simplePos="0" relativeHeight="251659263" behindDoc="1" locked="0" layoutInCell="1" allowOverlap="1">
             <wp:simplePos x="0" y="0"/>
             <wp:positionH relativeFrom="column">
-              <wp:posOffset>-289114</wp:posOffset>
+              <wp:posOffset>-66010</wp:posOffset>
             </wp:positionH>
             <wp:positionV relativeFrom="paragraph">
-              <wp:posOffset>-681178</wp:posOffset>
+              <wp:posOffset>-722870</wp:posOffset>
             </wp:positionV>
-            <wp:extent cx="12538001" cy="9250326"/>
-            <wp:effectExtent l="19050" t="0" r="0" b="0"/>
+            <wp:extent cx="13312907" cy="8782493"/>
+            <wp:effectExtent l="19050" t="0" r="3043" b="0"/>
             <wp:wrapNone/>
-            <wp:docPr id="7" name="Picture 5" descr="_Sfondi-desktop-fantasy-wallpapers-fantasy-HD.jpg"/>
+            <wp:docPr id="1" name="Picture 0" descr="ChatGPT Image Mar 1, 2026, 04_01_24 PM.png"/>
             <wp:cNvGraphicFramePr>
               <a:graphicFrameLocks xmlns:a="http://schemas.openxmlformats.org/drawingml/2006/main" noChangeAspect="1"/>
             </wp:cNvGraphicFramePr>
@@ -37,11 +37,11 @@
               <a:graphicData uri="http://schemas.openxmlformats.org/drawingml/2006/picture">
                 <pic:pic xmlns:pic="http://schemas.openxmlformats.org/drawingml/2006/picture">
                   <pic:nvPicPr>
-                    <pic:cNvPr id="0" name="_Sfondi-desktop-fantasy-wallpapers-fantasy-HD.jpg"/>
+                    <pic:cNvPr id="0" name="ChatGPT Image Mar 1, 2026, 04_01_24 PM.png"/>
                     <pic:cNvPicPr/>
                   </pic:nvPicPr>
                   <pic:blipFill>
-                    <a:blip r:embed="rId6" cstate="print"/>
+                    <a:blip r:embed="rId7" cstate="print"/>
                     <a:stretch>
                       <a:fillRect/>
                     </a:stretch>
@@ -49,7 +49,7 @@
                   <pic:spPr>
                     <a:xfrm>
                       <a:off x="0" y="0"/>
-                      <a:ext cx="12538001" cy="9250326"/>
+                      <a:ext cx="13312907" cy="8782493"/>
                     </a:xfrm>
                     <a:prstGeom prst="rect">
                       <a:avLst/>
@@ -167,9 +167,9 @@
           <w:noProof/>
         </w:rPr>
         <w:pict>
-          <v:shape id="_x0000_s1054" type="#_x0000_t136" style="position:absolute;left:0;text-align:left;margin-left:319.9pt;margin-top:418.95pt;width:100.85pt;height:20.25pt;z-index:251679744" fillcolor="yellow" strokecolor="black [3213]" strokeweight="1pt">
+          <v:shape id="_x0000_s1054" type="#_x0000_t136" style="position:absolute;left:0;text-align:left;margin-left:319.25pt;margin-top:410.8pt;width:80.2pt;height:43.45pt;z-index:251679744" fillcolor="yellow" strokecolor="black [3213]" strokeweight="1pt">
             <v:shadow color="#868686"/>
-            <v:textpath style="font-family:&quot;Arial Black&quot;;font-size:24pt;v-text-align:right;v-text-kern:t" trim="t" fitpath="t" string="Some nudity"/>
+            <v:textpath style="font-family:&quot;Arial Black&quot;;font-size:24pt;v-text-align:right;v-text-kern:t" trim="t" fitpath="t" string="Nudity&#10;Violance"/>
           </v:shape>
         </w:pict>
       </w:r>
@@ -204,7 +204,7 @@
                     <pic:cNvPicPr/>
                   </pic:nvPicPr>
                   <pic:blipFill>
-                    <a:blip r:embed="rId7" cstate="print"/>
+                    <a:blip r:embed="rId8" cstate="print"/>
                     <a:stretch>
                       <a:fillRect/>
                     </a:stretch>
@@ -279,7 +279,7 @@
                     <pic:cNvPicPr/>
                   </pic:nvPicPr>
                   <pic:blipFill>
-                    <a:blip r:embed="rId8" cstate="print"/>
+                    <a:blip r:embed="rId9" cstate="print"/>
                     <a:stretch>
                       <a:fillRect/>
                     </a:stretch>
@@ -369,7 +369,7 @@
                     </pic:cNvPicPr>
                   </pic:nvPicPr>
                   <pic:blipFill>
-                    <a:blip r:embed="rId9" cstate="print"/>
+                    <a:blip r:embed="rId10" cstate="print"/>
                     <a:srcRect/>
                     <a:stretch>
                       <a:fillRect/>
@@ -428,7 +428,7 @@
                     <pic:cNvPicPr/>
                   </pic:nvPicPr>
                   <pic:blipFill>
-                    <a:blip r:embed="rId10" cstate="print"/>
+                    <a:blip r:embed="rId11" cstate="print"/>
                     <a:stretch>
                       <a:fillRect/>
                     </a:stretch>
@@ -612,24 +612,6 @@
     </w:tbl>
     <w:p>
       <w:pPr>
-        <w:pStyle w:val="NoSpacing"/>
-        <w:jc w:val="center"/>
-      </w:pPr>
-    </w:p>
-    <w:p>
-      <w:pPr>
-        <w:pStyle w:val="NoSpacing"/>
-        <w:jc w:val="center"/>
-      </w:pPr>
-    </w:p>
-    <w:p>
-      <w:pPr>
-        <w:pStyle w:val="NoSpacing"/>
-        <w:jc w:val="center"/>
-      </w:pPr>
-    </w:p>
-    <w:p>
-      <w:pPr>
         <w:jc w:val="center"/>
       </w:pPr>
       <w:r>
@@ -637,6 +619,7 @@
           <w:sz w:val="72"/>
           <w:szCs w:val="72"/>
         </w:rPr>
+        <w:lastRenderedPageBreak/>
         <w:pict>
           <v:shapetype id="_x0000_t175" coordsize="21600,21600" o:spt="175" adj="3086" path="m,qy10800@0,21600,m0@1qy10800,21600,21600@1e">
             <v:formulas>
@@ -652,7 +635,7 @@
             </v:handles>
             <o:lock v:ext="edit" text="t" shapetype="t"/>
           </v:shapetype>
-          <v:shape id="_x0000_i1025" type="#_x0000_t175" style="width:314.25pt;height:63pt" adj=",10800" fillcolor="#60c" strokecolor="#c9f">
+          <v:shape id="_x0000_i1025" type="#_x0000_t175" style="width:314.3pt;height:63.25pt" adj=",10800" fillcolor="#60c" strokecolor="#c9f">
             <v:fill color2="#c0c" focus="100%" type="gradient"/>
             <v:shadow on="t" color="#99f" opacity="52429f" offset="3pt,3pt"/>
             <v:textpath style="font-family:&quot;Impact&quot;;font-size:44pt;v-text-kern:t" trim="t" fitpath="t" string="The Princess"/>
@@ -663,14 +646,18 @@
     <w:p>
       <w:pPr>
         <w:jc w:val="center"/>
-      </w:pPr>
-      <w:r>
         <w:rPr>
           <w:sz w:val="72"/>
           <w:szCs w:val="72"/>
         </w:rPr>
+      </w:pPr>
+      <w:r>
+        <w:rPr>
+          <w:sz w:val="72"/>
+          <w:szCs w:val="72"/>
+        </w:rPr>
         <w:pict>
-          <v:shape id="_x0000_i1026" type="#_x0000_t175" style="width:151.5pt;height:31.5pt" adj=",10800" fillcolor="#60c" strokecolor="#c9f">
+          <v:shape id="_x0000_i1026" type="#_x0000_t175" style="width:151.5pt;height:31.3pt" adj=",10800" fillcolor="#60c" strokecolor="#c9f">
             <v:fill color2="#c0c" focus="100%" type="gradient"/>
             <v:shadow on="t" color="#99f" opacity="52429f" offset="3pt,3pt"/>
             <v:textpath style="font-family:&quot;Impact&quot;;font-size:44pt;v-text-kern:t" trim="t" fitpath="t" string="And The"/>
@@ -681,14 +668,38 @@
     <w:p>
       <w:pPr>
         <w:jc w:val="center"/>
-      </w:pPr>
-      <w:r>
         <w:rPr>
           <w:sz w:val="72"/>
           <w:szCs w:val="72"/>
         </w:rPr>
+      </w:pPr>
+    </w:p>
+    <w:p>
+      <w:pPr>
+        <w:jc w:val="center"/>
+      </w:pPr>
+    </w:p>
+    <w:p>
+      <w:pPr>
+        <w:jc w:val="center"/>
+      </w:pPr>
+    </w:p>
+    <w:p>
+      <w:pPr>
+        <w:jc w:val="center"/>
+      </w:pPr>
+    </w:p>
+    <w:p>
+      <w:pPr>
+        <w:jc w:val="center"/>
+      </w:pPr>
+      <w:r>
+        <w:rPr>
+          <w:sz w:val="72"/>
+          <w:szCs w:val="72"/>
+        </w:rPr>
         <w:pict>
-          <v:shape id="_x0000_i1027" type="#_x0000_t175" style="width:314.25pt;height:63pt" adj=",10800" fillcolor="#60c" strokecolor="#c9f">
+          <v:shape id="_x0000_i1027" type="#_x0000_t175" style="width:314.3pt;height:63.25pt" adj=",10800" fillcolor="#60c" strokecolor="#c9f">
             <v:fill color2="#c0c" focus="100%" type="gradient"/>
             <v:shadow on="t" color="#99f" opacity="52429f" offset="3pt,3pt"/>
             <v:textpath style="font-family:&quot;Impact&quot;;font-size:44pt;v-text-kern:t" trim="t" fitpath="t" string="Hoodlum"/>
@@ -713,6 +724,19 @@
         <w:pStyle w:val="NoSpacing"/>
         <w:jc w:val="center"/>
       </w:pPr>
+      <w:r>
+        <w:rPr>
+          <w:sz w:val="72"/>
+          <w:szCs w:val="72"/>
+        </w:rPr>
+        <w:pict>
+          <v:shape id="_x0000_i1028" type="#_x0000_t175" style="width:56.95pt;height:62.6pt" adj=",10800" fillcolor="#60c" strokecolor="#c9f">
+            <v:fill color2="#c0c" focus="100%" type="gradient"/>
+            <v:shadow on="t" color="#99f" opacity="52429f" offset="3pt,3pt"/>
+            <v:textpath style="font-family:&quot;Impact&quot;;font-size:44pt;v-text-kern:t" trim="t" fitpath="t" string="by"/>
+          </v:shape>
+        </w:pict>
+      </w:r>
     </w:p>
     <w:p>
       <w:pPr>
@@ -722,48 +746,6 @@
     </w:p>
     <w:p>
       <w:pPr>
-        <w:pStyle w:val="NoSpacing"/>
-        <w:jc w:val="center"/>
-      </w:pPr>
-    </w:p>
-    <w:p>
-      <w:pPr>
-        <w:pStyle w:val="NoSpacing"/>
-        <w:jc w:val="center"/>
-      </w:pPr>
-    </w:p>
-    <w:p>
-      <w:pPr>
-        <w:pStyle w:val="NoSpacing"/>
-        <w:jc w:val="center"/>
-      </w:pPr>
-    </w:p>
-    <w:p>
-      <w:pPr>
-        <w:pStyle w:val="NoSpacing"/>
-        <w:jc w:val="center"/>
-      </w:pPr>
-    </w:p>
-    <w:p>
-      <w:pPr>
-        <w:pStyle w:val="NoSpacing"/>
-        <w:jc w:val="center"/>
-      </w:pPr>
-    </w:p>
-    <w:p>
-      <w:pPr>
-        <w:pStyle w:val="NoSpacing"/>
-        <w:jc w:val="center"/>
-      </w:pPr>
-    </w:p>
-    <w:p>
-      <w:pPr>
-        <w:pStyle w:val="NoSpacing"/>
-        <w:jc w:val="center"/>
-      </w:pPr>
-    </w:p>
-    <w:p>
-      <w:pPr>
         <w:jc w:val="center"/>
       </w:pPr>
       <w:r>
@@ -772,7 +754,7 @@
           <w:szCs w:val="72"/>
         </w:rPr>
         <w:pict>
-          <v:shape id="_x0000_i1028" type="#_x0000_t175" style="width:348.75pt;height:88.5pt" adj=",10800" fillcolor="#60c" strokecolor="#c9f">
+          <v:shape id="_x0000_i1029" type="#_x0000_t175" style="width:348.75pt;height:88.3pt" adj=",10800" fillcolor="#60c" strokecolor="#c9f">
             <v:fill color2="#c0c" focus="100%" type="gradient"/>
             <v:shadow on="t" color="#99f" opacity="52429f" offset="3pt,3pt"/>
             <v:textpath style="font-family:&quot;Impact&quot;;font-size:44pt;v-text-kern:t" trim="t" fitpath="t" string="Trevy Burgess"/>
@@ -781,12 +763,12 @@
       </w:r>
     </w:p>
     <w:sectPr>
-      <w:headerReference w:type="even" r:id="rId11"/>
-      <w:headerReference w:type="default" r:id="rId12"/>
-      <w:footerReference w:type="even" r:id="rId13"/>
-      <w:footerReference w:type="default" r:id="rId14"/>
-      <w:headerReference w:type="first" r:id="rId15"/>
-      <w:footerReference w:type="first" r:id="rId16"/>
+      <w:headerReference w:type="even" r:id="rId12"/>
+      <w:headerReference w:type="default" r:id="rId13"/>
+      <w:footerReference w:type="even" r:id="rId14"/>
+      <w:footerReference w:type="default" r:id="rId15"/>
+      <w:headerReference w:type="first" r:id="rId16"/>
+      <w:footerReference w:type="first" r:id="rId17"/>
       <w:pgSz w:w="18704" w:h="13320"/>
       <w:pgMar w:top="0" w:right="0" w:bottom="0" w:left="0" w:header="720" w:footer="720" w:gutter="0"/>
       <w:cols w:num="3" w:space="0" w:equalWidth="0">
@@ -1757,4 +1739,16 @@
   <a:objectDefaults/>
   <a:extraClrSchemeLst/>
 </a:theme>
+</file>
+
+<file path=customXml/item1.xml><?xml version="1.0" encoding="utf-8"?>
+<b:Sources xmlns:b="http://schemas.openxmlformats.org/officeDocument/2006/bibliography" xmlns="http://schemas.openxmlformats.org/officeDocument/2006/bibliography" SelectedStyle="\APA.XSL" StyleName="APA Fifth Edition"/>
+</file>
+
+<file path=customXml/itemProps1.xml><?xml version="1.0" encoding="utf-8"?>
+<ds:datastoreItem xmlns:ds="http://schemas.openxmlformats.org/officeDocument/2006/customXml" ds:itemID="{F1914354-41D8-4A4F-9BC6-1F8E7FA92BC7}">
+  <ds:schemaRefs>
+    <ds:schemaRef ds:uri="http://schemas.openxmlformats.org/officeDocument/2006/bibliography"/>
+  </ds:schemaRefs>
+</ds:datastoreItem>
 </file>